--- a/foundry_osh_report/Tekst_dopovidi_lyvarne_vyrobnytstvo.docx
+++ b/foundry_osh_report/Tekst_dopovidi_lyvarne_vyrobnytstvo.docx
@@ -5,7 +5,7 @@
     <w:p>
       <w:pPr>
         <w:spacing w:line="360" w:lineRule="auto" w:after="0"/>
-        <w:jc w:val="center"/>
+        <w:jc w:val="left"/>
       </w:pPr>
       <w:r>
         <w:rPr>
